--- a/bilitro项目_详细设计说明书_v3.0.docx
+++ b/bilitro项目_详细设计说明书_v3.0.docx
@@ -3675,14 +3675,6 @@
         <w:gridCol w:w="921"/>
       </w:tblGrid>
       <w:tr>
-        <w:tblPrEx>
-          <w:tblCellMar>
-            <w:top w:w="0" w:type="dxa"/>
-            <w:left w:w="108" w:type="dxa"/>
-            <w:bottom w:w="0" w:type="dxa"/>
-            <w:right w:w="108" w:type="dxa"/>
-          </w:tblCellMar>
-        </w:tblPrEx>
         <w:trPr>
           <w:trHeight w:val="0" w:hRule="atLeast"/>
           <w:tblHeader/>
@@ -6167,8 +6159,6 @@
                 <w:lang w:val="en-US" w:eastAsia="en-US" w:bidi="ar-SA"/>
               </w:rPr>
             </w:pPr>
-            <w:bookmarkStart w:id="10" w:name="_GoBack"/>
-            <w:bookmarkEnd w:id="10"/>
             <w:r>
               <w:rPr>
                 <w:rFonts w:ascii="Cambria" w:hAnsi="Cambria" w:eastAsia="Cambria" w:cs="Times New Roman"/>
@@ -7328,10 +7318,10 @@
         </w:tblCellMar>
       </w:tblPr>
       <w:tblGrid>
-        <w:gridCol w:w="1386"/>
-        <w:gridCol w:w="1962"/>
-        <w:gridCol w:w="2344"/>
-        <w:gridCol w:w="2825"/>
+        <w:gridCol w:w="1119"/>
+        <w:gridCol w:w="1599"/>
+        <w:gridCol w:w="3383"/>
+        <w:gridCol w:w="2416"/>
       </w:tblGrid>
       <w:tr>
         <w:tblPrEx>
@@ -7614,13 +7604,23 @@
               <w:ind w:left="0" w:leftChars="0" w:right="0" w:rightChars="0" w:firstLine="0" w:firstLineChars="0"/>
               <w:jc w:val="center"/>
               <w:rPr>
-                <w:rFonts w:ascii="Cambria" w:hAnsi="Cambria" w:eastAsia="Cambria" w:cs="Times New Roman"/>
-                <w:color w:val="auto"/>
-                <w:sz w:val="24"/>
-                <w:szCs w:val="24"/>
-                <w:lang w:val="en-US" w:eastAsia="en-US" w:bidi="ar-SA"/>
+                <w:rFonts w:hint="default" w:ascii="Cambria" w:hAnsi="Cambria" w:eastAsia="宋体" w:cs="Times New Roman"/>
+                <w:color w:val="auto"/>
+                <w:sz w:val="24"/>
+                <w:szCs w:val="24"/>
+                <w:lang w:val="en-US" w:eastAsia="zh-CN" w:bidi="ar-SA"/>
               </w:rPr>
             </w:pPr>
+            <w:r>
+              <w:rPr>
+                <w:rFonts w:hint="eastAsia" w:ascii="Cambria" w:hAnsi="Cambria" w:cs="Times New Roman"/>
+                <w:color w:val="auto"/>
+                <w:sz w:val="24"/>
+                <w:szCs w:val="24"/>
+                <w:lang w:val="en-US" w:eastAsia="zh-CN" w:bidi="ar-SA"/>
+              </w:rPr>
+              <w:t>Kimi</w:t>
+            </w:r>
           </w:p>
         </w:tc>
         <w:tc>
@@ -7655,6 +7655,20 @@
                 <w:lang w:val="en-US" w:eastAsia="en-US" w:bidi="ar-SA"/>
               </w:rPr>
             </w:pPr>
+            <w:r>
+              <w:rPr>
+                <w:rFonts w:ascii="Consolas" w:hAnsi="Consolas" w:eastAsia="Consolas" w:cs="Consolas"/>
+                <w:i w:val="0"/>
+                <w:iCs w:val="0"/>
+                <w:caps w:val="0"/>
+                <w:color w:val="0F1115"/>
+                <w:spacing w:val="0"/>
+                <w:sz w:val="24"/>
+                <w:szCs w:val="24"/>
+                <w:shd w:val="clear" w:fill="FFFFFF"/>
+              </w:rPr>
+              <w:t>DefaultHandTypeEvaluator 牌型判定器</w:t>
+            </w:r>
           </w:p>
         </w:tc>
         <w:tc>
@@ -7689,6 +7703,20 @@
                 <w:lang w:val="en-US" w:eastAsia="en-US" w:bidi="ar-SA"/>
               </w:rPr>
             </w:pPr>
+            <w:r>
+              <w:rPr>
+                <w:rFonts w:ascii="Consolas" w:hAnsi="Consolas" w:eastAsia="Consolas" w:cs="Consolas"/>
+                <w:i w:val="0"/>
+                <w:iCs w:val="0"/>
+                <w:caps w:val="0"/>
+                <w:color w:val="0F1115"/>
+                <w:spacing w:val="0"/>
+                <w:sz w:val="24"/>
+                <w:szCs w:val="24"/>
+                <w:shd w:val="clear" w:fill="FFFFFF"/>
+              </w:rPr>
+              <w:t>实现一个默认牌型判定器，要求：选中 1~5 张牌；顺子、同花、葫芦、同花顺需 5 张；A 最大为 14，不允许 A-2-3-4-5 顺子；按优先级从高到低判定；未构成牌型的散牌不计分，高牌只计最大一张；返回牌型与参与计分的手牌。</w:t>
+            </w:r>
           </w:p>
         </w:tc>
       </w:tr>
@@ -7774,13 +7802,23 @@
               <w:ind w:left="0" w:leftChars="0" w:right="0" w:rightChars="0" w:firstLine="0" w:firstLineChars="0"/>
               <w:jc w:val="center"/>
               <w:rPr>
-                <w:rFonts w:ascii="Cambria" w:hAnsi="Cambria" w:eastAsia="Cambria" w:cs="Times New Roman"/>
-                <w:color w:val="auto"/>
-                <w:sz w:val="24"/>
-                <w:szCs w:val="24"/>
-                <w:lang w:val="en-US" w:eastAsia="en-US" w:bidi="ar-SA"/>
+                <w:rFonts w:hint="default" w:ascii="Cambria" w:hAnsi="Cambria" w:eastAsia="宋体" w:cs="Times New Roman"/>
+                <w:color w:val="auto"/>
+                <w:sz w:val="24"/>
+                <w:szCs w:val="24"/>
+                <w:lang w:val="en-US" w:eastAsia="zh-CN" w:bidi="ar-SA"/>
               </w:rPr>
             </w:pPr>
+            <w:r>
+              <w:rPr>
+                <w:rFonts w:hint="eastAsia" w:ascii="Cambria" w:hAnsi="Cambria" w:cs="Times New Roman"/>
+                <w:color w:val="auto"/>
+                <w:sz w:val="24"/>
+                <w:szCs w:val="24"/>
+                <w:lang w:val="en-US" w:eastAsia="zh-CN" w:bidi="ar-SA"/>
+              </w:rPr>
+              <w:t>kimi</w:t>
+            </w:r>
           </w:p>
         </w:tc>
         <w:tc>
@@ -7815,6 +7853,20 @@
                 <w:lang w:val="en-US" w:eastAsia="en-US" w:bidi="ar-SA"/>
               </w:rPr>
             </w:pPr>
+            <w:r>
+              <w:rPr>
+                <w:rFonts w:ascii="Consolas" w:hAnsi="Consolas" w:eastAsia="Consolas" w:cs="Consolas"/>
+                <w:i w:val="0"/>
+                <w:iCs w:val="0"/>
+                <w:caps w:val="0"/>
+                <w:color w:val="0F1115"/>
+                <w:spacing w:val="0"/>
+                <w:sz w:val="24"/>
+                <w:szCs w:val="24"/>
+                <w:shd w:val="clear" w:fill="FFFFFF"/>
+              </w:rPr>
+              <w:t>DefaultScoreCalculator 默认计分器</w:t>
+            </w:r>
           </w:p>
         </w:tc>
         <w:tc>
@@ -7849,6 +7901,20 @@
                 <w:lang w:val="en-US" w:eastAsia="en-US" w:bidi="ar-SA"/>
               </w:rPr>
             </w:pPr>
+            <w:r>
+              <w:rPr>
+                <w:rFonts w:ascii="Consolas" w:hAnsi="Consolas" w:eastAsia="Consolas" w:cs="Consolas"/>
+                <w:i w:val="0"/>
+                <w:iCs w:val="0"/>
+                <w:caps w:val="0"/>
+                <w:color w:val="0F1115"/>
+                <w:spacing w:val="0"/>
+                <w:sz w:val="24"/>
+                <w:szCs w:val="24"/>
+                <w:shd w:val="clear" w:fill="FFFFFF"/>
+              </w:rPr>
+              <w:t>实现默认计分器，严格对应计分流程：以牌型基础分和基础倍数初始化；在牌型对应手牌中从左往右逐张累加点数；每处理一张手牌触发一轮全部逐张类功能牌；整手类功能牌在末尾触发一次；最终得分 = 最终分数 × 最终倍数；需要提供分步快照供界面播放动画。</w:t>
+            </w:r>
           </w:p>
         </w:tc>
       </w:tr>
@@ -7930,6 +7996,345 @@
         <w:wordWrap w:val="0"/>
         <w:spacing w:after="200"/>
         <w:rPr>
+          <w:rFonts w:hint="eastAsia" w:ascii="Consolas" w:hAnsi="Consolas" w:eastAsia="Cambria" w:cs="Times New Roman"/>
+          <w:i w:val="0"/>
+          <w:iCs/>
+          <w:color w:val="auto"/>
+          <w:sz w:val="22"/>
+          <w:szCs w:val="24"/>
+          <w:lang w:val="en-US" w:eastAsia="en-US" w:bidi="ar-SA"/>
+        </w:rPr>
+      </w:pPr>
+      <w:r>
+        <w:rPr>
+          <w:rFonts w:hint="eastAsia" w:ascii="Consolas" w:hAnsi="Consolas" w:eastAsia="Cambria" w:cs="Times New Roman"/>
+          <w:i w:val="0"/>
+          <w:iCs/>
+          <w:color w:val="auto"/>
+          <w:sz w:val="22"/>
+          <w:szCs w:val="24"/>
+          <w:lang w:val="en-US" w:eastAsia="en-US" w:bidi="ar-SA"/>
+        </w:rPr>
+        <w:t>@Override</w:t>
+      </w:r>
+    </w:p>
+    <w:p>
+      <w:pPr>
+        <w:wordWrap w:val="0"/>
+        <w:spacing w:after="200"/>
+        <w:rPr>
+          <w:rFonts w:hint="eastAsia" w:ascii="Consolas" w:hAnsi="Consolas" w:eastAsia="Cambria" w:cs="Times New Roman"/>
+          <w:i w:val="0"/>
+          <w:iCs/>
+          <w:color w:val="auto"/>
+          <w:sz w:val="22"/>
+          <w:szCs w:val="24"/>
+          <w:lang w:val="en-US" w:eastAsia="en-US" w:bidi="ar-SA"/>
+        </w:rPr>
+      </w:pPr>
+      <w:r>
+        <w:rPr>
+          <w:rFonts w:hint="eastAsia" w:ascii="Consolas" w:hAnsi="Consolas" w:eastAsia="Cambria" w:cs="Times New Roman"/>
+          <w:i w:val="0"/>
+          <w:iCs/>
+          <w:color w:val="auto"/>
+          <w:sz w:val="22"/>
+          <w:szCs w:val="24"/>
+          <w:lang w:val="en-US" w:eastAsia="en-US" w:bidi="ar-SA"/>
+        </w:rPr>
+        <w:t>public Optional&lt;Evaluation&gt; evaluateDetail(List&lt;Card&gt; selected) {</w:t>
+      </w:r>
+    </w:p>
+    <w:p>
+      <w:pPr>
+        <w:wordWrap w:val="0"/>
+        <w:spacing w:after="200"/>
+        <w:rPr>
+          <w:rFonts w:hint="eastAsia" w:ascii="Consolas" w:hAnsi="Consolas" w:eastAsia="Cambria" w:cs="Times New Roman"/>
+          <w:i w:val="0"/>
+          <w:iCs/>
+          <w:color w:val="auto"/>
+          <w:sz w:val="22"/>
+          <w:szCs w:val="24"/>
+          <w:lang w:val="en-US" w:eastAsia="en-US" w:bidi="ar-SA"/>
+        </w:rPr>
+      </w:pPr>
+      <w:r>
+        <w:rPr>
+          <w:rFonts w:hint="eastAsia" w:ascii="Consolas" w:hAnsi="Consolas" w:eastAsia="Cambria" w:cs="Times New Roman"/>
+          <w:i w:val="0"/>
+          <w:iCs/>
+          <w:color w:val="auto"/>
+          <w:sz w:val="22"/>
+          <w:szCs w:val="24"/>
+          <w:lang w:val="en-US" w:eastAsia="en-US" w:bidi="ar-SA"/>
+        </w:rPr>
+        <w:t xml:space="preserve">    if (!isPlayable(selected)) {</w:t>
+      </w:r>
+    </w:p>
+    <w:p>
+      <w:pPr>
+        <w:wordWrap w:val="0"/>
+        <w:spacing w:after="200"/>
+        <w:rPr>
+          <w:rFonts w:hint="eastAsia" w:ascii="Consolas" w:hAnsi="Consolas" w:eastAsia="Cambria" w:cs="Times New Roman"/>
+          <w:i w:val="0"/>
+          <w:iCs/>
+          <w:color w:val="auto"/>
+          <w:sz w:val="22"/>
+          <w:szCs w:val="24"/>
+          <w:lang w:val="en-US" w:eastAsia="en-US" w:bidi="ar-SA"/>
+        </w:rPr>
+      </w:pPr>
+      <w:r>
+        <w:rPr>
+          <w:rFonts w:hint="eastAsia" w:ascii="Consolas" w:hAnsi="Consolas" w:eastAsia="Cambria" w:cs="Times New Roman"/>
+          <w:i w:val="0"/>
+          <w:iCs/>
+          <w:color w:val="auto"/>
+          <w:sz w:val="22"/>
+          <w:szCs w:val="24"/>
+          <w:lang w:val="en-US" w:eastAsia="en-US" w:bidi="ar-SA"/>
+        </w:rPr>
+        <w:t xml:space="preserve">        return Optional.empty();</w:t>
+      </w:r>
+    </w:p>
+    <w:p>
+      <w:pPr>
+        <w:wordWrap w:val="0"/>
+        <w:spacing w:after="200"/>
+        <w:rPr>
+          <w:rFonts w:hint="eastAsia" w:ascii="Consolas" w:hAnsi="Consolas" w:eastAsia="Cambria" w:cs="Times New Roman"/>
+          <w:i w:val="0"/>
+          <w:iCs/>
+          <w:color w:val="auto"/>
+          <w:sz w:val="22"/>
+          <w:szCs w:val="24"/>
+          <w:lang w:val="en-US" w:eastAsia="en-US" w:bidi="ar-SA"/>
+        </w:rPr>
+      </w:pPr>
+      <w:r>
+        <w:rPr>
+          <w:rFonts w:hint="eastAsia" w:ascii="Consolas" w:hAnsi="Consolas" w:eastAsia="Cambria" w:cs="Times New Roman"/>
+          <w:i w:val="0"/>
+          <w:iCs/>
+          <w:color w:val="auto"/>
+          <w:sz w:val="22"/>
+          <w:szCs w:val="24"/>
+          <w:lang w:val="en-US" w:eastAsia="en-US" w:bidi="ar-SA"/>
+        </w:rPr>
+        <w:t xml:space="preserve">    }</w:t>
+      </w:r>
+    </w:p>
+    <w:p>
+      <w:pPr>
+        <w:wordWrap w:val="0"/>
+        <w:spacing w:after="200"/>
+        <w:rPr>
+          <w:rFonts w:hint="eastAsia" w:ascii="Consolas" w:hAnsi="Consolas" w:eastAsia="Cambria" w:cs="Times New Roman"/>
+          <w:i w:val="0"/>
+          <w:iCs/>
+          <w:color w:val="auto"/>
+          <w:sz w:val="22"/>
+          <w:szCs w:val="24"/>
+          <w:lang w:val="en-US" w:eastAsia="en-US" w:bidi="ar-SA"/>
+        </w:rPr>
+      </w:pPr>
+      <w:r>
+        <w:rPr>
+          <w:rFonts w:hint="eastAsia" w:ascii="Consolas" w:hAnsi="Consolas" w:eastAsia="Cambria" w:cs="Times New Roman"/>
+          <w:i w:val="0"/>
+          <w:iCs/>
+          <w:color w:val="auto"/>
+          <w:sz w:val="22"/>
+          <w:szCs w:val="24"/>
+          <w:lang w:val="en-US" w:eastAsia="en-US" w:bidi="ar-SA"/>
+        </w:rPr>
+        <w:t xml:space="preserve">    List&lt;Card&gt; cards = new ArrayList&lt;&gt;(selected);</w:t>
+      </w:r>
+    </w:p>
+    <w:p>
+      <w:pPr>
+        <w:wordWrap w:val="0"/>
+        <w:spacing w:after="200"/>
+        <w:rPr>
+          <w:rFonts w:hint="eastAsia" w:ascii="Consolas" w:hAnsi="Consolas" w:eastAsia="Cambria" w:cs="Times New Roman"/>
+          <w:i w:val="0"/>
+          <w:iCs/>
+          <w:color w:val="auto"/>
+          <w:sz w:val="22"/>
+          <w:szCs w:val="24"/>
+          <w:lang w:val="en-US" w:eastAsia="en-US" w:bidi="ar-SA"/>
+        </w:rPr>
+      </w:pPr>
+      <w:r>
+        <w:rPr>
+          <w:rFonts w:hint="eastAsia" w:ascii="Consolas" w:hAnsi="Consolas" w:eastAsia="Cambria" w:cs="Times New Roman"/>
+          <w:i w:val="0"/>
+          <w:iCs/>
+          <w:color w:val="auto"/>
+          <w:sz w:val="22"/>
+          <w:szCs w:val="24"/>
+          <w:lang w:val="en-US" w:eastAsia="en-US" w:bidi="ar-SA"/>
+        </w:rPr>
+        <w:t xml:space="preserve">    Map&lt;Rank, List&lt;Card&gt;&gt; byRank = groupByRank(cards);</w:t>
+      </w:r>
+    </w:p>
+    <w:p>
+      <w:pPr>
+        <w:wordWrap w:val="0"/>
+        <w:spacing w:after="200"/>
+        <w:rPr>
+          <w:rFonts w:hint="eastAsia" w:ascii="Consolas" w:hAnsi="Consolas" w:eastAsia="Cambria" w:cs="Times New Roman"/>
+          <w:i w:val="0"/>
+          <w:iCs/>
+          <w:color w:val="auto"/>
+          <w:sz w:val="22"/>
+          <w:szCs w:val="24"/>
+          <w:lang w:val="en-US" w:eastAsia="en-US" w:bidi="ar-SA"/>
+        </w:rPr>
+      </w:pPr>
+    </w:p>
+    <w:p>
+      <w:pPr>
+        <w:wordWrap w:val="0"/>
+        <w:spacing w:after="200"/>
+        <w:rPr>
+          <w:rFonts w:hint="eastAsia" w:ascii="Consolas" w:hAnsi="Consolas" w:eastAsia="Cambria" w:cs="Times New Roman"/>
+          <w:i w:val="0"/>
+          <w:iCs/>
+          <w:color w:val="auto"/>
+          <w:sz w:val="22"/>
+          <w:szCs w:val="24"/>
+          <w:lang w:val="en-US" w:eastAsia="en-US" w:bidi="ar-SA"/>
+        </w:rPr>
+      </w:pPr>
+      <w:r>
+        <w:rPr>
+          <w:rFonts w:hint="eastAsia" w:ascii="Consolas" w:hAnsi="Consolas" w:eastAsia="Cambria" w:cs="Times New Roman"/>
+          <w:i w:val="0"/>
+          <w:iCs/>
+          <w:color w:val="auto"/>
+          <w:sz w:val="22"/>
+          <w:szCs w:val="24"/>
+          <w:lang w:val="en-US" w:eastAsia="en-US" w:bidi="ar-SA"/>
+        </w:rPr>
+        <w:t xml:space="preserve">    Optional&lt;Evaluation&gt; result = matchFiveCardTypes(cards, byRank);</w:t>
+      </w:r>
+    </w:p>
+    <w:p>
+      <w:pPr>
+        <w:wordWrap w:val="0"/>
+        <w:spacing w:after="200"/>
+        <w:rPr>
+          <w:rFonts w:hint="eastAsia" w:ascii="Consolas" w:hAnsi="Consolas" w:eastAsia="Cambria" w:cs="Times New Roman"/>
+          <w:i w:val="0"/>
+          <w:iCs/>
+          <w:color w:val="auto"/>
+          <w:sz w:val="22"/>
+          <w:szCs w:val="24"/>
+          <w:lang w:val="en-US" w:eastAsia="en-US" w:bidi="ar-SA"/>
+        </w:rPr>
+      </w:pPr>
+      <w:r>
+        <w:rPr>
+          <w:rFonts w:hint="eastAsia" w:ascii="Consolas" w:hAnsi="Consolas" w:eastAsia="Cambria" w:cs="Times New Roman"/>
+          <w:i w:val="0"/>
+          <w:iCs/>
+          <w:color w:val="auto"/>
+          <w:sz w:val="22"/>
+          <w:szCs w:val="24"/>
+          <w:lang w:val="en-US" w:eastAsia="en-US" w:bidi="ar-SA"/>
+        </w:rPr>
+        <w:t xml:space="preserve">    if (result.isPresent()) {</w:t>
+      </w:r>
+    </w:p>
+    <w:p>
+      <w:pPr>
+        <w:wordWrap w:val="0"/>
+        <w:spacing w:after="200"/>
+        <w:rPr>
+          <w:rFonts w:hint="eastAsia" w:ascii="Consolas" w:hAnsi="Consolas" w:eastAsia="Cambria" w:cs="Times New Roman"/>
+          <w:i w:val="0"/>
+          <w:iCs/>
+          <w:color w:val="auto"/>
+          <w:sz w:val="22"/>
+          <w:szCs w:val="24"/>
+          <w:lang w:val="en-US" w:eastAsia="en-US" w:bidi="ar-SA"/>
+        </w:rPr>
+      </w:pPr>
+      <w:r>
+        <w:rPr>
+          <w:rFonts w:hint="eastAsia" w:ascii="Consolas" w:hAnsi="Consolas" w:eastAsia="Cambria" w:cs="Times New Roman"/>
+          <w:i w:val="0"/>
+          <w:iCs/>
+          <w:color w:val="auto"/>
+          <w:sz w:val="22"/>
+          <w:szCs w:val="24"/>
+          <w:lang w:val="en-US" w:eastAsia="en-US" w:bidi="ar-SA"/>
+        </w:rPr>
+        <w:t xml:space="preserve">        return result;</w:t>
+      </w:r>
+    </w:p>
+    <w:p>
+      <w:pPr>
+        <w:wordWrap w:val="0"/>
+        <w:spacing w:after="200"/>
+        <w:rPr>
+          <w:rFonts w:hint="eastAsia" w:ascii="Consolas" w:hAnsi="Consolas" w:eastAsia="Cambria" w:cs="Times New Roman"/>
+          <w:i w:val="0"/>
+          <w:iCs/>
+          <w:color w:val="auto"/>
+          <w:sz w:val="22"/>
+          <w:szCs w:val="24"/>
+          <w:lang w:val="en-US" w:eastAsia="en-US" w:bidi="ar-SA"/>
+        </w:rPr>
+      </w:pPr>
+      <w:r>
+        <w:rPr>
+          <w:rFonts w:hint="eastAsia" w:ascii="Consolas" w:hAnsi="Consolas" w:eastAsia="Cambria" w:cs="Times New Roman"/>
+          <w:i w:val="0"/>
+          <w:iCs/>
+          <w:color w:val="auto"/>
+          <w:sz w:val="22"/>
+          <w:szCs w:val="24"/>
+          <w:lang w:val="en-US" w:eastAsia="en-US" w:bidi="ar-SA"/>
+        </w:rPr>
+        <w:t xml:space="preserve">    }</w:t>
+      </w:r>
+    </w:p>
+    <w:p>
+      <w:pPr>
+        <w:wordWrap w:val="0"/>
+        <w:spacing w:after="200"/>
+        <w:rPr>
+          <w:rFonts w:hint="eastAsia" w:ascii="Consolas" w:hAnsi="Consolas" w:eastAsia="Cambria" w:cs="Times New Roman"/>
+          <w:i w:val="0"/>
+          <w:iCs/>
+          <w:color w:val="auto"/>
+          <w:sz w:val="22"/>
+          <w:szCs w:val="24"/>
+          <w:lang w:val="en-US" w:eastAsia="en-US" w:bidi="ar-SA"/>
+        </w:rPr>
+      </w:pPr>
+      <w:r>
+        <w:rPr>
+          <w:rFonts w:hint="eastAsia" w:ascii="Consolas" w:hAnsi="Consolas" w:eastAsia="Cambria" w:cs="Times New Roman"/>
+          <w:i w:val="0"/>
+          <w:iCs/>
+          <w:color w:val="auto"/>
+          <w:sz w:val="22"/>
+          <w:szCs w:val="24"/>
+          <w:lang w:val="en-US" w:eastAsia="en-US" w:bidi="ar-SA"/>
+        </w:rPr>
+        <w:t xml:space="preserve">    return matchRankGroups(cards, byRank);</w:t>
+      </w:r>
+    </w:p>
+    <w:p>
+      <w:pPr>
+        <w:wordWrap w:val="0"/>
+        <w:spacing w:after="200"/>
+        <w:rPr>
           <w:rFonts w:ascii="Consolas" w:hAnsi="Consolas" w:eastAsia="Cambria" w:cs="Times New Roman"/>
           <w:i w:val="0"/>
           <w:iCs/>
@@ -7941,7 +8346,7 @@
       </w:pPr>
       <w:r>
         <w:rPr>
-          <w:rFonts w:ascii="Consolas" w:hAnsi="Consolas" w:eastAsia="Cambria" w:cs="Times New Roman"/>
+          <w:rFonts w:hint="eastAsia" w:ascii="Consolas" w:hAnsi="Consolas" w:eastAsia="Cambria" w:cs="Times New Roman"/>
           <w:i w:val="0"/>
           <w:iCs/>
           <w:color w:val="auto"/>
@@ -7949,7 +8354,7 @@
           <w:szCs w:val="24"/>
           <w:lang w:val="en-US" w:eastAsia="en-US" w:bidi="ar-SA"/>
         </w:rPr>
-        <w:t>//粘贴AI原始生成代码</w:t>
+        <w:t>}</w:t>
       </w:r>
     </w:p>
     <w:p>
@@ -8256,6 +8661,8 @@
                 <w:lang w:val="en-US" w:eastAsia="en-US" w:bidi="ar-SA"/>
               </w:rPr>
             </w:pPr>
+            <w:bookmarkStart w:id="10" w:name="_GoBack"/>
+            <w:bookmarkEnd w:id="10"/>
           </w:p>
         </w:tc>
         <w:tc>
@@ -9576,6 +9983,15 @@
         </w:rPr>
         <w:t>后续使用AI注意事项：</w:t>
       </w:r>
+    </w:p>
+    <w:p>
+      <w:pPr>
+        <w:bidi w:val="0"/>
+        <w:ind w:firstLine="480" w:firstLineChars="200"/>
+        <w:rPr>
+          <w:lang w:val="en-US" w:eastAsia="en-US"/>
+        </w:rPr>
+      </w:pPr>
     </w:p>
     <w:p>
       <w:pPr>

--- a/bilitro项目_详细设计说明书_v3.0.docx
+++ b/bilitro项目_详细设计说明书_v3.0.docx
@@ -3675,6 +3675,14 @@
         <w:gridCol w:w="921"/>
       </w:tblGrid>
       <w:tr>
+        <w:tblPrEx>
+          <w:tblCellMar>
+            <w:top w:w="0" w:type="dxa"/>
+            <w:left w:w="108" w:type="dxa"/>
+            <w:bottom w:w="0" w:type="dxa"/>
+            <w:right w:w="108" w:type="dxa"/>
+          </w:tblCellMar>
+        </w:tblPrEx>
         <w:trPr>
           <w:trHeight w:val="0" w:hRule="atLeast"/>
           <w:tblHeader/>
@@ -7318,10 +7326,10 @@
         </w:tblCellMar>
       </w:tblPr>
       <w:tblGrid>
-        <w:gridCol w:w="1119"/>
-        <w:gridCol w:w="1599"/>
+        <w:gridCol w:w="1118"/>
+        <w:gridCol w:w="1601"/>
         <w:gridCol w:w="3383"/>
-        <w:gridCol w:w="2416"/>
+        <w:gridCol w:w="2415"/>
       </w:tblGrid>
       <w:tr>
         <w:tblPrEx>
@@ -7919,6 +7927,218 @@
         </w:tc>
       </w:tr>
       <w:bookmarkEnd w:id="8"/>
+      <w:tr>
+        <w:tblPrEx>
+          <w:tblCellMar>
+            <w:top w:w="0" w:type="dxa"/>
+            <w:left w:w="108" w:type="dxa"/>
+            <w:bottom w:w="0" w:type="dxa"/>
+            <w:right w:w="108" w:type="dxa"/>
+          </w:tblCellMar>
+        </w:tblPrEx>
+        <w:trPr>
+          <w:jc w:val="center"/>
+        </w:trPr>
+        <w:tc>
+          <w:tcPr>
+            <w:tcW w:w="1119" w:type="dxa"/>
+          </w:tcPr>
+          <w:p>
+            <w:r>
+              <w:t>3</w:t>
+            </w:r>
+          </w:p>
+        </w:tc>
+        <w:tc>
+          <w:tcPr>
+            <w:tcW w:w="1599" w:type="dxa"/>
+          </w:tcPr>
+          <w:p>
+            <w:r>
+              <w:t>Kimi</w:t>
+            </w:r>
+          </w:p>
+        </w:tc>
+        <w:tc>
+          <w:tcPr>
+            <w:tcW w:w="3383" w:type="dxa"/>
+          </w:tcPr>
+          <w:p>
+            <w:r>
+              <w:t>GameViewFx 对局界面布局</w:t>
+            </w:r>
+          </w:p>
+        </w:tc>
+        <w:tc>
+          <w:tcPr>
+            <w:tcW w:w="2416" w:type="dxa"/>
+          </w:tcPr>
+          <w:p>
+            <w:r>
+              <w:t>使用borderPane布局，中间吃掉多余空间，且保证左侧栏和下侧有最小空间。不要显示预估得分。左侧当前分数和当前倍数放在一个Vbox中横向排列，中间放一乘号。中间预留一空间显示卡牌计算过程（从左到右一张一张算，当前分数和当前倍数随计算一点点增大）。</w:t>
+            </w:r>
+          </w:p>
+        </w:tc>
+      </w:tr>
+      <w:tr>
+        <w:tblPrEx>
+          <w:tblCellMar>
+            <w:top w:w="0" w:type="dxa"/>
+            <w:left w:w="108" w:type="dxa"/>
+            <w:bottom w:w="0" w:type="dxa"/>
+            <w:right w:w="108" w:type="dxa"/>
+          </w:tblCellMar>
+        </w:tblPrEx>
+        <w:trPr>
+          <w:jc w:val="center"/>
+        </w:trPr>
+        <w:tc>
+          <w:tcPr>
+            <w:tcW w:w="1119" w:type="dxa"/>
+          </w:tcPr>
+          <w:p>
+            <w:r>
+              <w:t>4</w:t>
+            </w:r>
+          </w:p>
+        </w:tc>
+        <w:tc>
+          <w:tcPr>
+            <w:tcW w:w="1599" w:type="dxa"/>
+          </w:tcPr>
+          <w:p>
+            <w:r>
+              <w:t>Kimi</w:t>
+            </w:r>
+          </w:p>
+        </w:tc>
+        <w:tc>
+          <w:tcPr>
+            <w:tcW w:w="3383" w:type="dxa"/>
+          </w:tcPr>
+          <w:p>
+            <w:r>
+              <w:t>商店模块（RandomShop、ShopViewFx）</w:t>
+            </w:r>
+          </w:p>
+        </w:tc>
+        <w:tc>
+          <w:tcPr>
+            <w:tcW w:w="2416" w:type="dxa"/>
+          </w:tcPr>
+          <w:p>
+            <w:r>
+              <w:t>实现商店模块：商品从功能牌池随机生成，刷新耗费代币（初始2，每刷新1次+3，每关重置），支持购买与半价出售，界面显示代币与商品列表。</w:t>
+            </w:r>
+          </w:p>
+        </w:tc>
+      </w:tr>
+      <w:tr>
+        <w:tblPrEx>
+          <w:tblCellMar>
+            <w:top w:w="0" w:type="dxa"/>
+            <w:left w:w="108" w:type="dxa"/>
+            <w:bottom w:w="0" w:type="dxa"/>
+            <w:right w:w="108" w:type="dxa"/>
+          </w:tblCellMar>
+        </w:tblPrEx>
+        <w:trPr>
+          <w:jc w:val="center"/>
+        </w:trPr>
+        <w:tc>
+          <w:tcPr>
+            <w:tcW w:w="1119" w:type="dxa"/>
+          </w:tcPr>
+          <w:p>
+            <w:r>
+              <w:t>5</w:t>
+            </w:r>
+          </w:p>
+        </w:tc>
+        <w:tc>
+          <w:tcPr>
+            <w:tcW w:w="1599" w:type="dxa"/>
+          </w:tcPr>
+          <w:p>
+            <w:r>
+              <w:t>Kimi</w:t>
+            </w:r>
+          </w:p>
+        </w:tc>
+        <w:tc>
+          <w:tcPr>
+            <w:tcW w:w="3383" w:type="dxa"/>
+          </w:tcPr>
+          <w:p>
+            <w:r>
+              <w:t>功能牌机制扩展（重触发、积累成长）</w:t>
+            </w:r>
+          </w:p>
+        </w:tc>
+        <w:tc>
+          <w:tcPr>
+            <w:tcW w:w="2416" w:type="dxa"/>
+          </w:tcPr>
+          <w:p>
+            <w:r>
+              <w:t>设计可复用接口：一类功能牌让一张手牌重新触发（触发所有功能牌），一类在游玩中积累（如每打出一次永久+50积分）。</w:t>
+            </w:r>
+          </w:p>
+        </w:tc>
+      </w:tr>
+      <w:tr>
+        <w:tblPrEx>
+          <w:tblCellMar>
+            <w:top w:w="0" w:type="dxa"/>
+            <w:left w:w="108" w:type="dxa"/>
+            <w:bottom w:w="0" w:type="dxa"/>
+            <w:right w:w="108" w:type="dxa"/>
+          </w:tblCellMar>
+        </w:tblPrEx>
+        <w:trPr>
+          <w:jc w:val="center"/>
+        </w:trPr>
+        <w:tc>
+          <w:tcPr>
+            <w:tcW w:w="1119" w:type="dxa"/>
+          </w:tcPr>
+          <w:p>
+            <w:r>
+              <w:t>6</w:t>
+            </w:r>
+          </w:p>
+        </w:tc>
+        <w:tc>
+          <w:tcPr>
+            <w:tcW w:w="1599" w:type="dxa"/>
+          </w:tcPr>
+          <w:p>
+            <w:r>
+              <w:t>Kimi</w:t>
+            </w:r>
+          </w:p>
+        </w:tc>
+        <w:tc>
+          <w:tcPr>
+            <w:tcW w:w="3383" w:type="dxa"/>
+          </w:tcPr>
+          <w:p>
+            <w:r>
+              <w:t>界面细节调整</w:t>
+            </w:r>
+          </w:p>
+        </w:tc>
+        <w:tc>
+          <w:tcPr>
+            <w:tcW w:w="2416" w:type="dxa"/>
+          </w:tcPr>
+          <w:p>
+            <w:r>
+              <w:t>左上角目标得分改为本关固定值，一关内不再变化；删除下侧遗留的得分文本；手牌按点数从大到小排列，最多选择5张。</w:t>
+            </w:r>
+          </w:p>
+        </w:tc>
+      </w:tr>
     </w:tbl>
     <w:p>
       <w:pPr>
@@ -8375,22 +8595,32 @@
       <w:pPr>
         <w:spacing w:before="180" w:after="180"/>
         <w:rPr>
+          <w:rFonts w:hint="eastAsia" w:ascii="Cambria" w:hAnsi="Cambria" w:eastAsia="宋体" w:cs="Times New Roman"/>
+          <w:color w:val="auto"/>
+          <w:sz w:val="24"/>
+          <w:szCs w:val="24"/>
+          <w:lang w:val="en-US" w:eastAsia="zh-CN" w:bidi="ar-SA"/>
+        </w:rPr>
+      </w:pPr>
+      <w:r>
+        <w:rPr>
           <w:rFonts w:ascii="Cambria" w:hAnsi="Cambria" w:eastAsia="Cambria" w:cs="Times New Roman"/>
           <w:color w:val="auto"/>
           <w:sz w:val="24"/>
           <w:szCs w:val="24"/>
           <w:lang w:val="en-US" w:eastAsia="en-US" w:bidi="ar-SA"/>
         </w:rPr>
-      </w:pPr>
-      <w:r>
-        <w:rPr>
-          <w:rFonts w:ascii="Cambria" w:hAnsi="Cambria" w:eastAsia="Cambria" w:cs="Times New Roman"/>
+        <w:t>核对发现的问题：</w:t>
+      </w:r>
+      <w:r>
+        <w:rPr>
+          <w:rFonts w:hint="eastAsia" w:ascii="Cambria" w:hAnsi="Cambria" w:cs="Times New Roman"/>
           <w:color w:val="auto"/>
           <w:sz w:val="24"/>
           <w:szCs w:val="24"/>
-          <w:lang w:val="en-US" w:eastAsia="en-US" w:bidi="ar-SA"/>
-        </w:rPr>
-        <w:t>核对发现的问题：</w:t>
+          <w:lang w:val="en-US" w:eastAsia="zh-CN" w:bidi="ar-SA"/>
+        </w:rPr>
+        <w:t>无</w:t>
       </w:r>
     </w:p>
     <w:tbl>
@@ -8661,8 +8891,6 @@
                 <w:lang w:val="en-US" w:eastAsia="en-US" w:bidi="ar-SA"/>
               </w:rPr>
             </w:pPr>
-            <w:bookmarkStart w:id="10" w:name="_GoBack"/>
-            <w:bookmarkEnd w:id="10"/>
           </w:p>
         </w:tc>
         <w:tc>
@@ -9084,761 +9312,6 @@
       <w:pPr>
         <w:spacing w:before="180" w:after="180"/>
         <w:rPr>
-          <w:rFonts w:ascii="Cambria" w:hAnsi="Cambria" w:eastAsia="Cambria" w:cs="Times New Roman"/>
-          <w:color w:val="auto"/>
-          <w:sz w:val="24"/>
-          <w:szCs w:val="24"/>
-          <w:lang w:val="en-US" w:eastAsia="en-US" w:bidi="ar-SA"/>
-        </w:rPr>
-      </w:pPr>
-      <w:r>
-        <w:rPr>
-          <w:rFonts w:ascii="Cambria" w:hAnsi="Cambria" w:eastAsia="Cambria" w:cs="Times New Roman"/>
-          <w:color w:val="auto"/>
-          <w:sz w:val="24"/>
-          <w:szCs w:val="24"/>
-          <w:lang w:val="en-US" w:eastAsia="en-US" w:bidi="ar-SA"/>
-        </w:rPr>
-        <w:t>修正后代码：</w:t>
-      </w:r>
-    </w:p>
-    <w:p>
-      <w:pPr>
-        <w:wordWrap w:val="0"/>
-        <w:spacing w:after="200"/>
-        <w:rPr>
-          <w:rFonts w:ascii="Cambria" w:hAnsi="Cambria" w:eastAsia="Cambria" w:cs="Times New Roman"/>
-          <w:i w:val="0"/>
-          <w:iCs/>
-          <w:color w:val="auto"/>
-          <w:sz w:val="24"/>
-          <w:szCs w:val="24"/>
-          <w:lang w:val="en-US" w:eastAsia="en-US" w:bidi="ar-SA"/>
-        </w:rPr>
-      </w:pPr>
-      <w:r>
-        <w:rPr>
-          <w:rFonts w:ascii="Consolas" w:hAnsi="Consolas" w:eastAsia="Cambria" w:cs="Times New Roman"/>
-          <w:i w:val="0"/>
-          <w:iCs/>
-          <w:color w:val="auto"/>
-          <w:sz w:val="22"/>
-          <w:szCs w:val="24"/>
-          <w:lang w:val="en-US" w:eastAsia="en-US" w:bidi="ar-SA"/>
-        </w:rPr>
-        <w:t>//粘贴修正后的代码</w:t>
-      </w:r>
-    </w:p>
-    <w:p>
-      <w:pPr>
-        <w:widowControl/>
-        <w:spacing w:after="200" w:line="240" w:lineRule="auto"/>
-        <w:ind w:firstLine="0" w:firstLineChars="0"/>
-        <w:jc w:val="left"/>
-        <w:rPr>
-          <w:rFonts w:ascii="Cambria" w:hAnsi="Cambria" w:eastAsia="Cambria" w:cs="Times New Roman"/>
-          <w:color w:val="auto"/>
-          <w:kern w:val="0"/>
-          <w:lang w:eastAsia="en-US"/>
-        </w:rPr>
-      </w:pPr>
-    </w:p>
-    <w:p>
-      <w:pPr>
-        <w:widowControl/>
-        <w:spacing w:after="200" w:line="240" w:lineRule="auto"/>
-        <w:ind w:firstLine="0" w:firstLineChars="0"/>
-        <w:jc w:val="left"/>
-        <w:rPr>
-          <w:rFonts w:ascii="Cambria" w:hAnsi="Cambria" w:eastAsia="Cambria" w:cs="Times New Roman"/>
-          <w:color w:val="auto"/>
-          <w:kern w:val="0"/>
-          <w:lang w:eastAsia="en-US"/>
-        </w:rPr>
-      </w:pPr>
-    </w:p>
-    <w:p>
-      <w:pPr>
-        <w:widowControl/>
-        <w:spacing w:after="200" w:line="240" w:lineRule="auto"/>
-        <w:ind w:firstLine="0" w:firstLineChars="0"/>
-        <w:jc w:val="left"/>
-        <w:rPr>
-          <w:rFonts w:ascii="Cambria" w:hAnsi="Cambria" w:eastAsia="Cambria" w:cs="Times New Roman"/>
-          <w:color w:val="auto"/>
-          <w:kern w:val="0"/>
-          <w:lang w:eastAsia="en-US"/>
-        </w:rPr>
-      </w:pPr>
-    </w:p>
-    <w:p>
-      <w:pPr>
-        <w:spacing w:before="180" w:after="180"/>
-        <w:rPr>
-          <w:rFonts w:ascii="Cambria" w:hAnsi="Cambria" w:eastAsia="Cambria" w:cs="Times New Roman"/>
-          <w:color w:val="auto"/>
-          <w:sz w:val="24"/>
-          <w:szCs w:val="24"/>
-          <w:lang w:val="en-US" w:eastAsia="en-US" w:bidi="ar-SA"/>
-        </w:rPr>
-      </w:pPr>
-      <w:r>
-        <w:rPr>
-          <w:rFonts w:ascii="Cambria" w:hAnsi="Cambria" w:eastAsia="Cambria" w:cs="Times New Roman"/>
-          <w:b/>
-          <w:bCs/>
-          <w:color w:val="auto"/>
-          <w:sz w:val="24"/>
-          <w:szCs w:val="24"/>
-          <w:lang w:val="en-US" w:eastAsia="en-US" w:bidi="ar-SA"/>
-        </w:rPr>
-        <w:t>方法二：</w:t>
-      </w:r>
-    </w:p>
-    <w:p>
-      <w:pPr>
-        <w:spacing w:before="180" w:after="180"/>
-        <w:rPr>
-          <w:rFonts w:ascii="Cambria" w:hAnsi="Cambria" w:eastAsia="Cambria" w:cs="Times New Roman"/>
-          <w:color w:val="auto"/>
-          <w:sz w:val="24"/>
-          <w:szCs w:val="24"/>
-          <w:lang w:val="en-US" w:eastAsia="en-US" w:bidi="ar-SA"/>
-        </w:rPr>
-      </w:pPr>
-      <w:r>
-        <w:rPr>
-          <w:rFonts w:ascii="Cambria" w:hAnsi="Cambria" w:eastAsia="Cambria" w:cs="Times New Roman"/>
-          <w:color w:val="auto"/>
-          <w:sz w:val="24"/>
-          <w:szCs w:val="24"/>
-          <w:lang w:val="en-US" w:eastAsia="en-US" w:bidi="ar-SA"/>
-        </w:rPr>
-        <w:t>AI原始代码：</w:t>
-      </w:r>
-    </w:p>
-    <w:p>
-      <w:pPr>
-        <w:wordWrap w:val="0"/>
-        <w:spacing w:after="200"/>
-        <w:rPr>
-          <w:rFonts w:ascii="Cambria" w:hAnsi="Cambria" w:eastAsia="Cambria" w:cs="Times New Roman"/>
-          <w:i w:val="0"/>
-          <w:iCs/>
-          <w:color w:val="auto"/>
-          <w:sz w:val="24"/>
-          <w:szCs w:val="24"/>
-          <w:lang w:val="en-US" w:eastAsia="en-US" w:bidi="ar-SA"/>
-        </w:rPr>
-      </w:pPr>
-      <w:r>
-        <w:rPr>
-          <w:rFonts w:ascii="Consolas" w:hAnsi="Consolas" w:eastAsia="Cambria" w:cs="Times New Roman"/>
-          <w:i w:val="0"/>
-          <w:iCs/>
-          <w:color w:val="auto"/>
-          <w:sz w:val="22"/>
-          <w:szCs w:val="24"/>
-          <w:lang w:val="en-US" w:eastAsia="en-US" w:bidi="ar-SA"/>
-        </w:rPr>
-        <w:t>//粘贴AI原始生成代码</w:t>
-      </w:r>
-    </w:p>
-    <w:p>
-      <w:pPr>
-        <w:spacing w:before="180" w:after="180"/>
-        <w:rPr>
-          <w:rFonts w:ascii="Cambria" w:hAnsi="Cambria" w:eastAsia="Cambria" w:cs="Times New Roman"/>
-          <w:color w:val="auto"/>
-          <w:sz w:val="24"/>
-          <w:szCs w:val="24"/>
-          <w:lang w:val="en-US" w:eastAsia="en-US" w:bidi="ar-SA"/>
-        </w:rPr>
-      </w:pPr>
-      <w:r>
-        <w:rPr>
-          <w:rFonts w:ascii="Cambria" w:hAnsi="Cambria" w:eastAsia="Cambria" w:cs="Times New Roman"/>
-          <w:color w:val="auto"/>
-          <w:sz w:val="24"/>
-          <w:szCs w:val="24"/>
-          <w:lang w:val="en-US" w:eastAsia="en-US" w:bidi="ar-SA"/>
-        </w:rPr>
-        <w:t>核对发现的问题：</w:t>
-      </w:r>
-    </w:p>
-    <w:tbl>
-      <w:tblPr>
-        <w:tblStyle w:val="13"/>
-        <w:tblW w:w="8517" w:type="dxa"/>
-        <w:jc w:val="center"/>
-        <w:tblLayout w:type="autofit"/>
-        <w:tblCellMar>
-          <w:top w:w="0" w:type="dxa"/>
-          <w:left w:w="108" w:type="dxa"/>
-          <w:bottom w:w="0" w:type="dxa"/>
-          <w:right w:w="108" w:type="dxa"/>
-        </w:tblCellMar>
-      </w:tblPr>
-      <w:tblGrid>
-        <w:gridCol w:w="2371"/>
-        <w:gridCol w:w="1403"/>
-        <w:gridCol w:w="2371"/>
-        <w:gridCol w:w="2372"/>
-      </w:tblGrid>
-      <w:tr>
-        <w:tblPrEx>
-          <w:tblCellMar>
-            <w:top w:w="0" w:type="dxa"/>
-            <w:left w:w="108" w:type="dxa"/>
-            <w:bottom w:w="0" w:type="dxa"/>
-            <w:right w:w="108" w:type="dxa"/>
-          </w:tblCellMar>
-        </w:tblPrEx>
-        <w:trPr>
-          <w:trHeight w:val="0" w:hRule="atLeast"/>
-          <w:tblHeader/>
-          <w:jc w:val="center"/>
-        </w:trPr>
-        <w:tc>
-          <w:tcPr>
-            <w:tcW w:w="2371" w:type="dxa"/>
-            <w:tcBorders>
-              <w:top w:val="single" w:color="auto" w:sz="12" w:space="0"/>
-              <w:left w:val="nil"/>
-              <w:bottom w:val="nil"/>
-              <w:right w:val="nil"/>
-            </w:tcBorders>
-            <w:noWrap w:val="0"/>
-            <w:tcMar>
-              <w:top w:w="-1" w:type="dxa"/>
-              <w:left w:w="-1" w:type="dxa"/>
-              <w:bottom w:w="-1" w:type="dxa"/>
-              <w:right w:w="-1" w:type="dxa"/>
-            </w:tcMar>
-            <w:vAlign w:val="center"/>
-          </w:tcPr>
-          <w:p>
-            <w:pPr>
-              <w:snapToGrid w:val="0"/>
-              <w:spacing w:before="36" w:after="36"/>
-              <w:ind w:left="0" w:leftChars="0" w:right="0" w:rightChars="0" w:firstLine="0" w:firstLineChars="0"/>
-              <w:jc w:val="center"/>
-              <w:rPr>
-                <w:rFonts w:ascii="Cambria" w:hAnsi="Cambria" w:eastAsia="Cambria" w:cs="Times New Roman"/>
-                <w:b/>
-                <w:color w:val="auto"/>
-                <w:sz w:val="24"/>
-                <w:szCs w:val="24"/>
-                <w:lang w:val="en-US" w:eastAsia="en-US" w:bidi="ar-SA"/>
-              </w:rPr>
-            </w:pPr>
-            <w:r>
-              <w:rPr>
-                <w:rFonts w:ascii="Cambria" w:hAnsi="Cambria" w:eastAsia="Cambria" w:cs="Times New Roman"/>
-                <w:b/>
-                <w:color w:val="auto"/>
-                <w:sz w:val="24"/>
-                <w:szCs w:val="24"/>
-                <w:lang w:val="en-US" w:eastAsia="en-US" w:bidi="ar-SA"/>
-              </w:rPr>
-              <w:t>问题类型</w:t>
-            </w:r>
-          </w:p>
-        </w:tc>
-        <w:tc>
-          <w:tcPr>
-            <w:tcW w:w="1403" w:type="dxa"/>
-            <w:tcBorders>
-              <w:top w:val="single" w:color="auto" w:sz="12" w:space="0"/>
-              <w:left w:val="nil"/>
-              <w:bottom w:val="nil"/>
-              <w:right w:val="nil"/>
-            </w:tcBorders>
-            <w:noWrap w:val="0"/>
-            <w:tcMar>
-              <w:top w:w="-1" w:type="dxa"/>
-              <w:left w:w="-1" w:type="dxa"/>
-              <w:bottom w:w="-1" w:type="dxa"/>
-              <w:right w:w="-1" w:type="dxa"/>
-            </w:tcMar>
-            <w:vAlign w:val="center"/>
-          </w:tcPr>
-          <w:p>
-            <w:pPr>
-              <w:snapToGrid w:val="0"/>
-              <w:spacing w:before="36" w:after="36"/>
-              <w:ind w:left="0" w:leftChars="0" w:right="0" w:rightChars="0" w:firstLine="0" w:firstLineChars="0"/>
-              <w:jc w:val="center"/>
-              <w:rPr>
-                <w:rFonts w:ascii="Cambria" w:hAnsi="Cambria" w:eastAsia="Cambria" w:cs="Times New Roman"/>
-                <w:b/>
-                <w:color w:val="auto"/>
-                <w:sz w:val="24"/>
-                <w:szCs w:val="24"/>
-                <w:lang w:val="en-US" w:eastAsia="en-US" w:bidi="ar-SA"/>
-              </w:rPr>
-            </w:pPr>
-            <w:r>
-              <w:rPr>
-                <w:rFonts w:ascii="Cambria" w:hAnsi="Cambria" w:eastAsia="Cambria" w:cs="Times New Roman"/>
-                <w:b/>
-                <w:color w:val="auto"/>
-                <w:sz w:val="24"/>
-                <w:szCs w:val="24"/>
-                <w:lang w:val="en-US" w:eastAsia="en-US" w:bidi="ar-SA"/>
-              </w:rPr>
-              <w:t>位置</w:t>
-            </w:r>
-          </w:p>
-        </w:tc>
-        <w:tc>
-          <w:tcPr>
-            <w:tcW w:w="2371" w:type="dxa"/>
-            <w:tcBorders>
-              <w:top w:val="single" w:color="auto" w:sz="12" w:space="0"/>
-              <w:left w:val="nil"/>
-              <w:bottom w:val="nil"/>
-              <w:right w:val="nil"/>
-            </w:tcBorders>
-            <w:noWrap w:val="0"/>
-            <w:tcMar>
-              <w:top w:w="-1" w:type="dxa"/>
-              <w:left w:w="-1" w:type="dxa"/>
-              <w:bottom w:w="-1" w:type="dxa"/>
-              <w:right w:w="-1" w:type="dxa"/>
-            </w:tcMar>
-            <w:vAlign w:val="center"/>
-          </w:tcPr>
-          <w:p>
-            <w:pPr>
-              <w:snapToGrid w:val="0"/>
-              <w:spacing w:before="36" w:after="36"/>
-              <w:ind w:left="0" w:leftChars="0" w:right="0" w:rightChars="0" w:firstLine="0" w:firstLineChars="0"/>
-              <w:jc w:val="center"/>
-              <w:rPr>
-                <w:rFonts w:ascii="Cambria" w:hAnsi="Cambria" w:eastAsia="Cambria" w:cs="Times New Roman"/>
-                <w:b/>
-                <w:color w:val="auto"/>
-                <w:sz w:val="24"/>
-                <w:szCs w:val="24"/>
-                <w:lang w:val="en-US" w:eastAsia="en-US" w:bidi="ar-SA"/>
-              </w:rPr>
-            </w:pPr>
-            <w:r>
-              <w:rPr>
-                <w:rFonts w:ascii="Cambria" w:hAnsi="Cambria" w:eastAsia="Cambria" w:cs="Times New Roman"/>
-                <w:b/>
-                <w:color w:val="auto"/>
-                <w:sz w:val="24"/>
-                <w:szCs w:val="24"/>
-                <w:lang w:val="en-US" w:eastAsia="en-US" w:bidi="ar-SA"/>
-              </w:rPr>
-              <w:t>问题描述</w:t>
-            </w:r>
-          </w:p>
-        </w:tc>
-        <w:tc>
-          <w:tcPr>
-            <w:tcW w:w="2371" w:type="dxa"/>
-            <w:tcBorders>
-              <w:top w:val="single" w:color="auto" w:sz="12" w:space="0"/>
-              <w:left w:val="nil"/>
-              <w:bottom w:val="nil"/>
-              <w:right w:val="nil"/>
-            </w:tcBorders>
-            <w:noWrap w:val="0"/>
-            <w:tcMar>
-              <w:top w:w="-1" w:type="dxa"/>
-              <w:left w:w="-1" w:type="dxa"/>
-              <w:bottom w:w="-1" w:type="dxa"/>
-              <w:right w:w="-1" w:type="dxa"/>
-            </w:tcMar>
-            <w:vAlign w:val="center"/>
-          </w:tcPr>
-          <w:p>
-            <w:pPr>
-              <w:snapToGrid w:val="0"/>
-              <w:spacing w:before="36" w:after="36"/>
-              <w:ind w:left="0" w:leftChars="0" w:right="0" w:rightChars="0" w:firstLine="0" w:firstLineChars="0"/>
-              <w:jc w:val="center"/>
-              <w:rPr>
-                <w:rFonts w:ascii="Cambria" w:hAnsi="Cambria" w:eastAsia="Cambria" w:cs="Times New Roman"/>
-                <w:b/>
-                <w:color w:val="auto"/>
-                <w:sz w:val="24"/>
-                <w:szCs w:val="24"/>
-                <w:lang w:val="en-US" w:eastAsia="en-US" w:bidi="ar-SA"/>
-              </w:rPr>
-            </w:pPr>
-            <w:r>
-              <w:rPr>
-                <w:rFonts w:ascii="Cambria" w:hAnsi="Cambria" w:eastAsia="Cambria" w:cs="Times New Roman"/>
-                <w:b/>
-                <w:color w:val="auto"/>
-                <w:sz w:val="24"/>
-                <w:szCs w:val="24"/>
-                <w:lang w:val="en-US" w:eastAsia="en-US" w:bidi="ar-SA"/>
-              </w:rPr>
-              <w:t>修正方式</w:t>
-            </w:r>
-          </w:p>
-        </w:tc>
-      </w:tr>
-      <w:tr>
-        <w:tblPrEx>
-          <w:tblCellMar>
-            <w:top w:w="0" w:type="dxa"/>
-            <w:left w:w="108" w:type="dxa"/>
-            <w:bottom w:w="0" w:type="dxa"/>
-            <w:right w:w="108" w:type="dxa"/>
-          </w:tblCellMar>
-        </w:tblPrEx>
-        <w:trPr>
-          <w:trHeight w:val="0" w:hRule="atLeast"/>
-          <w:jc w:val="center"/>
-        </w:trPr>
-        <w:tc>
-          <w:tcPr>
-            <w:tcW w:w="2371" w:type="dxa"/>
-            <w:tcBorders>
-              <w:top w:val="single" w:color="auto" w:sz="4" w:space="0"/>
-              <w:left w:val="nil"/>
-              <w:bottom w:val="nil"/>
-              <w:right w:val="nil"/>
-            </w:tcBorders>
-            <w:noWrap w:val="0"/>
-            <w:tcMar>
-              <w:top w:w="-1" w:type="dxa"/>
-              <w:left w:w="-1" w:type="dxa"/>
-              <w:bottom w:w="-1" w:type="dxa"/>
-              <w:right w:w="-1" w:type="dxa"/>
-            </w:tcMar>
-            <w:vAlign w:val="center"/>
-          </w:tcPr>
-          <w:p>
-            <w:pPr>
-              <w:snapToGrid w:val="0"/>
-              <w:spacing w:before="36" w:after="36"/>
-              <w:ind w:left="0" w:leftChars="0" w:right="0" w:rightChars="0" w:firstLine="0" w:firstLineChars="0"/>
-              <w:jc w:val="center"/>
-              <w:rPr>
-                <w:rFonts w:ascii="Cambria" w:hAnsi="Cambria" w:eastAsia="Cambria" w:cs="Times New Roman"/>
-                <w:color w:val="auto"/>
-                <w:sz w:val="24"/>
-                <w:szCs w:val="24"/>
-                <w:lang w:val="en-US" w:eastAsia="en-US" w:bidi="ar-SA"/>
-              </w:rPr>
-            </w:pPr>
-          </w:p>
-        </w:tc>
-        <w:tc>
-          <w:tcPr>
-            <w:tcW w:w="1403" w:type="dxa"/>
-            <w:tcBorders>
-              <w:top w:val="single" w:color="auto" w:sz="4" w:space="0"/>
-              <w:left w:val="nil"/>
-              <w:bottom w:val="nil"/>
-              <w:right w:val="nil"/>
-            </w:tcBorders>
-            <w:noWrap w:val="0"/>
-            <w:tcMar>
-              <w:top w:w="-1" w:type="dxa"/>
-              <w:left w:w="-1" w:type="dxa"/>
-              <w:bottom w:w="-1" w:type="dxa"/>
-              <w:right w:w="-1" w:type="dxa"/>
-            </w:tcMar>
-            <w:vAlign w:val="center"/>
-          </w:tcPr>
-          <w:p>
-            <w:pPr>
-              <w:snapToGrid w:val="0"/>
-              <w:spacing w:before="36" w:after="36"/>
-              <w:ind w:left="0" w:leftChars="0" w:right="0" w:rightChars="0" w:firstLine="0" w:firstLineChars="0"/>
-              <w:jc w:val="center"/>
-              <w:rPr>
-                <w:rFonts w:ascii="Cambria" w:hAnsi="Cambria" w:eastAsia="Cambria" w:cs="Times New Roman"/>
-                <w:color w:val="auto"/>
-                <w:sz w:val="24"/>
-                <w:szCs w:val="24"/>
-                <w:lang w:val="en-US" w:eastAsia="en-US" w:bidi="ar-SA"/>
-              </w:rPr>
-            </w:pPr>
-          </w:p>
-        </w:tc>
-        <w:tc>
-          <w:tcPr>
-            <w:tcW w:w="2371" w:type="dxa"/>
-            <w:tcBorders>
-              <w:top w:val="single" w:color="auto" w:sz="4" w:space="0"/>
-              <w:left w:val="nil"/>
-              <w:bottom w:val="nil"/>
-              <w:right w:val="nil"/>
-            </w:tcBorders>
-            <w:noWrap w:val="0"/>
-            <w:tcMar>
-              <w:top w:w="-1" w:type="dxa"/>
-              <w:left w:w="-1" w:type="dxa"/>
-              <w:bottom w:w="-1" w:type="dxa"/>
-              <w:right w:w="-1" w:type="dxa"/>
-            </w:tcMar>
-            <w:vAlign w:val="center"/>
-          </w:tcPr>
-          <w:p>
-            <w:pPr>
-              <w:snapToGrid w:val="0"/>
-              <w:spacing w:before="36" w:after="36"/>
-              <w:ind w:left="0" w:leftChars="0" w:right="0" w:rightChars="0" w:firstLine="0" w:firstLineChars="0"/>
-              <w:jc w:val="center"/>
-              <w:rPr>
-                <w:rFonts w:ascii="Cambria" w:hAnsi="Cambria" w:eastAsia="Cambria" w:cs="Times New Roman"/>
-                <w:color w:val="auto"/>
-                <w:sz w:val="24"/>
-                <w:szCs w:val="24"/>
-                <w:lang w:val="en-US" w:eastAsia="en-US" w:bidi="ar-SA"/>
-              </w:rPr>
-            </w:pPr>
-          </w:p>
-        </w:tc>
-        <w:tc>
-          <w:tcPr>
-            <w:tcW w:w="2371" w:type="dxa"/>
-            <w:tcBorders>
-              <w:top w:val="single" w:color="auto" w:sz="4" w:space="0"/>
-              <w:left w:val="nil"/>
-              <w:bottom w:val="nil"/>
-              <w:right w:val="nil"/>
-            </w:tcBorders>
-            <w:noWrap w:val="0"/>
-            <w:tcMar>
-              <w:top w:w="-1" w:type="dxa"/>
-              <w:left w:w="-1" w:type="dxa"/>
-              <w:bottom w:w="-1" w:type="dxa"/>
-              <w:right w:w="-1" w:type="dxa"/>
-            </w:tcMar>
-            <w:vAlign w:val="center"/>
-          </w:tcPr>
-          <w:p>
-            <w:pPr>
-              <w:snapToGrid w:val="0"/>
-              <w:spacing w:before="36" w:after="36"/>
-              <w:ind w:left="0" w:leftChars="0" w:right="0" w:rightChars="0" w:firstLine="0" w:firstLineChars="0"/>
-              <w:jc w:val="center"/>
-              <w:rPr>
-                <w:rFonts w:ascii="Cambria" w:hAnsi="Cambria" w:eastAsia="Cambria" w:cs="Times New Roman"/>
-                <w:color w:val="auto"/>
-                <w:sz w:val="24"/>
-                <w:szCs w:val="24"/>
-                <w:lang w:val="en-US" w:eastAsia="en-US" w:bidi="ar-SA"/>
-              </w:rPr>
-            </w:pPr>
-          </w:p>
-        </w:tc>
-      </w:tr>
-      <w:tr>
-        <w:tblPrEx>
-          <w:tblCellMar>
-            <w:top w:w="0" w:type="dxa"/>
-            <w:left w:w="108" w:type="dxa"/>
-            <w:bottom w:w="0" w:type="dxa"/>
-            <w:right w:w="108" w:type="dxa"/>
-          </w:tblCellMar>
-        </w:tblPrEx>
-        <w:trPr>
-          <w:trHeight w:val="0" w:hRule="atLeast"/>
-          <w:jc w:val="center"/>
-        </w:trPr>
-        <w:tc>
-          <w:tcPr>
-            <w:tcW w:w="2371" w:type="dxa"/>
-            <w:tcBorders>
-              <w:top w:val="nil"/>
-              <w:left w:val="nil"/>
-              <w:bottom w:val="single" w:color="auto" w:sz="12" w:space="0"/>
-              <w:right w:val="nil"/>
-            </w:tcBorders>
-            <w:noWrap w:val="0"/>
-            <w:tcMar>
-              <w:top w:w="-1" w:type="dxa"/>
-              <w:left w:w="-1" w:type="dxa"/>
-              <w:bottom w:w="-1" w:type="dxa"/>
-              <w:right w:w="-1" w:type="dxa"/>
-            </w:tcMar>
-            <w:vAlign w:val="center"/>
-          </w:tcPr>
-          <w:p>
-            <w:pPr>
-              <w:snapToGrid w:val="0"/>
-              <w:spacing w:before="36" w:after="36"/>
-              <w:ind w:left="0" w:leftChars="0" w:right="0" w:rightChars="0" w:firstLine="0" w:firstLineChars="0"/>
-              <w:jc w:val="center"/>
-              <w:rPr>
-                <w:rFonts w:ascii="Cambria" w:hAnsi="Cambria" w:eastAsia="Cambria" w:cs="Times New Roman"/>
-                <w:color w:val="auto"/>
-                <w:sz w:val="24"/>
-                <w:szCs w:val="24"/>
-                <w:lang w:val="en-US" w:eastAsia="en-US" w:bidi="ar-SA"/>
-              </w:rPr>
-            </w:pPr>
-          </w:p>
-        </w:tc>
-        <w:tc>
-          <w:tcPr>
-            <w:tcW w:w="1403" w:type="dxa"/>
-            <w:tcBorders>
-              <w:top w:val="nil"/>
-              <w:left w:val="nil"/>
-              <w:bottom w:val="single" w:color="auto" w:sz="12" w:space="0"/>
-              <w:right w:val="nil"/>
-            </w:tcBorders>
-            <w:noWrap w:val="0"/>
-            <w:tcMar>
-              <w:top w:w="-1" w:type="dxa"/>
-              <w:left w:w="-1" w:type="dxa"/>
-              <w:bottom w:w="-1" w:type="dxa"/>
-              <w:right w:w="-1" w:type="dxa"/>
-            </w:tcMar>
-            <w:vAlign w:val="center"/>
-          </w:tcPr>
-          <w:p>
-            <w:pPr>
-              <w:snapToGrid w:val="0"/>
-              <w:spacing w:before="36" w:after="36"/>
-              <w:ind w:left="0" w:leftChars="0" w:right="0" w:rightChars="0" w:firstLine="0" w:firstLineChars="0"/>
-              <w:jc w:val="center"/>
-              <w:rPr>
-                <w:rFonts w:ascii="Cambria" w:hAnsi="Cambria" w:eastAsia="Cambria" w:cs="Times New Roman"/>
-                <w:color w:val="auto"/>
-                <w:sz w:val="24"/>
-                <w:szCs w:val="24"/>
-                <w:lang w:val="en-US" w:eastAsia="en-US" w:bidi="ar-SA"/>
-              </w:rPr>
-            </w:pPr>
-          </w:p>
-        </w:tc>
-        <w:tc>
-          <w:tcPr>
-            <w:tcW w:w="2371" w:type="dxa"/>
-            <w:tcBorders>
-              <w:top w:val="nil"/>
-              <w:left w:val="nil"/>
-              <w:bottom w:val="single" w:color="auto" w:sz="12" w:space="0"/>
-              <w:right w:val="nil"/>
-            </w:tcBorders>
-            <w:noWrap w:val="0"/>
-            <w:tcMar>
-              <w:top w:w="-1" w:type="dxa"/>
-              <w:left w:w="-1" w:type="dxa"/>
-              <w:bottom w:w="-1" w:type="dxa"/>
-              <w:right w:w="-1" w:type="dxa"/>
-            </w:tcMar>
-            <w:vAlign w:val="center"/>
-          </w:tcPr>
-          <w:p>
-            <w:pPr>
-              <w:snapToGrid w:val="0"/>
-              <w:spacing w:before="36" w:after="36"/>
-              <w:ind w:left="0" w:leftChars="0" w:right="0" w:rightChars="0" w:firstLine="0" w:firstLineChars="0"/>
-              <w:jc w:val="center"/>
-              <w:rPr>
-                <w:rFonts w:ascii="Cambria" w:hAnsi="Cambria" w:eastAsia="Cambria" w:cs="Times New Roman"/>
-                <w:color w:val="auto"/>
-                <w:sz w:val="24"/>
-                <w:szCs w:val="24"/>
-                <w:lang w:val="en-US" w:eastAsia="en-US" w:bidi="ar-SA"/>
-              </w:rPr>
-            </w:pPr>
-          </w:p>
-        </w:tc>
-        <w:tc>
-          <w:tcPr>
-            <w:tcW w:w="2371" w:type="dxa"/>
-            <w:tcBorders>
-              <w:top w:val="nil"/>
-              <w:left w:val="nil"/>
-              <w:bottom w:val="single" w:color="auto" w:sz="12" w:space="0"/>
-              <w:right w:val="nil"/>
-            </w:tcBorders>
-            <w:noWrap w:val="0"/>
-            <w:tcMar>
-              <w:top w:w="-1" w:type="dxa"/>
-              <w:left w:w="-1" w:type="dxa"/>
-              <w:bottom w:w="-1" w:type="dxa"/>
-              <w:right w:w="-1" w:type="dxa"/>
-            </w:tcMar>
-            <w:vAlign w:val="center"/>
-          </w:tcPr>
-          <w:p>
-            <w:pPr>
-              <w:snapToGrid w:val="0"/>
-              <w:spacing w:before="36" w:after="36"/>
-              <w:ind w:left="0" w:leftChars="0" w:right="0" w:rightChars="0" w:firstLine="0" w:firstLineChars="0"/>
-              <w:jc w:val="center"/>
-              <w:rPr>
-                <w:rFonts w:ascii="Cambria" w:hAnsi="Cambria" w:eastAsia="Cambria" w:cs="Times New Roman"/>
-                <w:color w:val="auto"/>
-                <w:sz w:val="24"/>
-                <w:szCs w:val="24"/>
-                <w:lang w:val="en-US" w:eastAsia="en-US" w:bidi="ar-SA"/>
-              </w:rPr>
-            </w:pPr>
-          </w:p>
-        </w:tc>
-      </w:tr>
-    </w:tbl>
-    <w:p>
-      <w:pPr>
-        <w:spacing w:before="180" w:after="180"/>
-        <w:rPr>
-          <w:rFonts w:ascii="Cambria" w:hAnsi="Cambria" w:eastAsia="Cambria" w:cs="Times New Roman"/>
-          <w:color w:val="auto"/>
-          <w:sz w:val="24"/>
-          <w:szCs w:val="24"/>
-          <w:lang w:val="en-US" w:eastAsia="en-US" w:bidi="ar-SA"/>
-        </w:rPr>
-      </w:pPr>
-      <w:r>
-        <w:rPr>
-          <w:rFonts w:ascii="Cambria" w:hAnsi="Cambria" w:eastAsia="Cambria" w:cs="Times New Roman"/>
-          <w:color w:val="auto"/>
-          <w:sz w:val="24"/>
-          <w:szCs w:val="24"/>
-          <w:lang w:val="en-US" w:eastAsia="en-US" w:bidi="ar-SA"/>
-        </w:rPr>
-        <w:t>修正后代码：</w:t>
-      </w:r>
-    </w:p>
-    <w:p>
-      <w:pPr>
-        <w:wordWrap w:val="0"/>
-        <w:spacing w:after="200"/>
-        <w:rPr>
-          <w:rFonts w:ascii="Consolas" w:hAnsi="Consolas" w:eastAsia="Cambria" w:cs="Times New Roman"/>
-          <w:i w:val="0"/>
-          <w:iCs/>
-          <w:color w:val="auto"/>
-          <w:sz w:val="22"/>
-          <w:szCs w:val="24"/>
-          <w:lang w:val="en-US" w:eastAsia="en-US" w:bidi="ar-SA"/>
-        </w:rPr>
-      </w:pPr>
-      <w:r>
-        <w:rPr>
-          <w:rFonts w:ascii="Consolas" w:hAnsi="Consolas" w:eastAsia="Cambria" w:cs="Times New Roman"/>
-          <w:i w:val="0"/>
-          <w:iCs/>
-          <w:color w:val="auto"/>
-          <w:sz w:val="22"/>
-          <w:szCs w:val="24"/>
-          <w:lang w:val="en-US" w:eastAsia="en-US" w:bidi="ar-SA"/>
-        </w:rPr>
-        <w:t>//粘贴修正后的代码</w:t>
-      </w:r>
-    </w:p>
-    <w:p>
-      <w:pPr>
-        <w:wordWrap w:val="0"/>
-        <w:spacing w:after="200"/>
-        <w:rPr>
           <w:rFonts w:ascii="Consolas" w:hAnsi="Consolas" w:eastAsia="Cambria" w:cs="Times New Roman"/>
           <w:i/>
           <w:color w:val="auto"/>
@@ -9847,6 +9320,16 @@
           <w:lang w:val="en-US" w:eastAsia="en-US" w:bidi="ar-SA"/>
         </w:rPr>
       </w:pPr>
+      <w:r>
+        <w:rPr>
+          <w:rFonts w:ascii="Cambria" w:hAnsi="Cambria" w:eastAsia="Cambria" w:cs="Times New Roman"/>
+          <w:color w:val="auto"/>
+          <w:sz w:val="24"/>
+          <w:szCs w:val="24"/>
+          <w:lang w:val="en-US" w:eastAsia="en-US" w:bidi="ar-SA"/>
+        </w:rPr>
+        <w:t>修正后代码：</w:t>
+      </w:r>
     </w:p>
     <w:p>
       <w:pPr>
@@ -9904,7 +9387,16 @@
           <w:rFonts w:hint="eastAsia"/>
           <w:lang w:val="en-US" w:eastAsia="zh-CN"/>
         </w:rPr>
-        <w:t xml:space="preserve">   </w:t>
+        <w:t>67</w:t>
+      </w:r>
+      <w:bookmarkStart w:id="10" w:name="_GoBack"/>
+      <w:bookmarkEnd w:id="10"/>
+      <w:r>
+        <w:rPr>
+          <w:rFonts w:hint="eastAsia"/>
+          <w:lang w:val="en-US" w:eastAsia="zh-CN"/>
+        </w:rPr>
+        <w:t xml:space="preserve"> </w:t>
       </w:r>
       <w:r>
         <w:rPr>
@@ -9932,7 +9424,7 @@
           <w:rFonts w:hint="eastAsia"/>
           <w:lang w:val="en-US" w:eastAsia="zh-CN"/>
         </w:rPr>
-        <w:t xml:space="preserve">    </w:t>
+        <w:t xml:space="preserve">0    </w:t>
       </w:r>
       <w:r>
         <w:rPr>
@@ -9945,7 +9437,7 @@
           <w:rFonts w:hint="eastAsia"/>
           <w:lang w:val="en-US" w:eastAsia="zh-CN"/>
         </w:rPr>
-        <w:t xml:space="preserve">   </w:t>
+        <w:t xml:space="preserve">  0 </w:t>
       </w:r>
       <w:r>
         <w:rPr>
@@ -9959,14 +9451,22 @@
         <w:bidi w:val="0"/>
         <w:ind w:firstLine="480" w:firstLineChars="200"/>
         <w:rPr>
+          <w:rFonts w:hint="default" w:eastAsia="宋体"/>
+          <w:lang w:val="en-US" w:eastAsia="zh-CN"/>
+        </w:rPr>
+      </w:pPr>
+      <w:r>
+        <w:rPr>
           <w:lang w:val="en-US" w:eastAsia="en-US"/>
         </w:rPr>
-      </w:pPr>
-      <w:r>
-        <w:rPr>
-          <w:lang w:val="en-US" w:eastAsia="en-US"/>
-        </w:rPr>
         <w:t>AI高频问题（本组总结）：</w:t>
+      </w:r>
+      <w:r>
+        <w:rPr>
+          <w:rFonts w:hint="eastAsia"/>
+          <w:lang w:val="en-US" w:eastAsia="zh-CN"/>
+        </w:rPr>
+        <w:t>规则理解不到位</w:t>
       </w:r>
     </w:p>
     <w:p>
@@ -9974,14 +9474,22 @@
         <w:bidi w:val="0"/>
         <w:ind w:firstLine="480" w:firstLineChars="200"/>
         <w:rPr>
+          <w:rFonts w:hint="default" w:eastAsia="宋体"/>
+          <w:lang w:val="en-US" w:eastAsia="zh-CN"/>
+        </w:rPr>
+      </w:pPr>
+      <w:r>
+        <w:rPr>
           <w:lang w:val="en-US" w:eastAsia="en-US"/>
         </w:rPr>
-      </w:pPr>
-      <w:r>
-        <w:rPr>
-          <w:lang w:val="en-US" w:eastAsia="en-US"/>
-        </w:rPr>
         <w:t>后续使用AI注意事项：</w:t>
+      </w:r>
+      <w:r>
+        <w:rPr>
+          <w:rFonts w:hint="eastAsia"/>
+          <w:lang w:val="en-US" w:eastAsia="zh-CN"/>
+        </w:rPr>
+        <w:t>提示词应详尽</w:t>
       </w:r>
     </w:p>
     <w:p>
